--- a/plantilla_maestra.docx
+++ b/plantilla_maestra.docx
@@ -261,7 +261,14 @@
           <w:rFonts w:ascii="Arial" w:eastAsia="Arial" w:hAnsi="Arial" w:cs="Arial"/>
           <w:lang w:val="es-PE" w:eastAsia="es-PE"/>
         </w:rPr>
-        <w:t>colegio}</w:t>
+        <w:t>docente</w:t>
+      </w:r>
+      <w:r>
+        <w:rPr>
+          <w:rFonts w:ascii="Arial" w:eastAsia="Arial" w:hAnsi="Arial" w:cs="Arial"/>
+          <w:lang w:val="es-PE" w:eastAsia="es-PE"/>
+        </w:rPr>
+        <w:t>}</w:t>
       </w:r>
       <w:r>
         <w:rPr>
